--- a/machine_learning_basics/ROC_AUC_curve for best classification model selection.docx
+++ b/machine_learning_basics/ROC_AUC_curve for best classification model selection.docx
@@ -89,13 +89,27 @@
         <w:rPr>
           <w:lang w:val="en-US"/>
         </w:rPr>
-        <w:t>: In binary classification problem we predict labels as 0 and 1, we will conclude if the value is less than threshold then the person has no diabetes, if a value is greater than threshold then the person has no diabetes. That is what describes in below image</w:t>
-      </w:r>
-      <w:r>
-        <w:rPr>
-          <w:lang w:val="en-US"/>
-        </w:rPr>
-        <w:t>, We will increase or decrease the threshold value to get good prediction</w:t>
+        <w:t>: In binary classification problem we predict labels as 0 and 1, we will conclude if the value is less than threshold then the person has no diabetes, if a value is greater than threshold then the person has diabetes. That is what describes in below image</w:t>
+      </w:r>
+      <w:r>
+        <w:rPr>
+          <w:lang w:val="en-US"/>
+        </w:rPr>
+        <w:t xml:space="preserve">, </w:t>
+      </w:r>
+      <w:proofErr w:type="gramStart"/>
+      <w:r>
+        <w:rPr>
+          <w:lang w:val="en-US"/>
+        </w:rPr>
+        <w:t>We</w:t>
+      </w:r>
+      <w:proofErr w:type="gramEnd"/>
+      <w:r>
+        <w:rPr>
+          <w:lang w:val="en-US"/>
+        </w:rPr>
+        <w:t xml:space="preserve"> will increase or decrease the threshold value to get good prediction</w:t>
       </w:r>
     </w:p>
     <w:p>
@@ -106,6 +120,7 @@
       </w:pPr>
       <w:r>
         <w:rPr>
+          <w:noProof/>
           <w:lang w:val="en-US"/>
         </w:rPr>
         <w:drawing>
@@ -151,6 +166,7 @@
           <w:lang w:val="en-US"/>
         </w:rPr>
       </w:pPr>
+      <w:bookmarkStart w:id="0" w:name="_Hlk200563067"/>
       <w:r>
         <w:rPr>
           <w:lang w:val="en-US"/>
@@ -185,7 +201,61 @@
         <w:rPr>
           <w:lang w:val="en-US"/>
         </w:rPr>
-        <w:t>, the curved line are called ROC curve and the space under the curved line are called ROC, In Roc curve we will pot the True positive rate on y axis and False positive(wrong predictions) on x axis.</w:t>
+        <w:t xml:space="preserve">, the curved line </w:t>
+      </w:r>
+      <w:proofErr w:type="gramStart"/>
+      <w:r>
+        <w:rPr>
+          <w:lang w:val="en-US"/>
+        </w:rPr>
+        <w:t>are</w:t>
+      </w:r>
+      <w:proofErr w:type="gramEnd"/>
+      <w:r>
+        <w:rPr>
+          <w:lang w:val="en-US"/>
+        </w:rPr>
+        <w:t xml:space="preserve"> called ROC curve and the space under the curved line are called </w:t>
+      </w:r>
+      <w:r>
+        <w:rPr>
+          <w:lang w:val="en-US"/>
+        </w:rPr>
+        <w:t>AUC,</w:t>
+      </w:r>
+      <w:r>
+        <w:rPr>
+          <w:lang w:val="en-US"/>
+        </w:rPr>
+        <w:t xml:space="preserve"> In Roc curve we will </w:t>
+      </w:r>
+      <w:proofErr w:type="spellStart"/>
+      <w:r>
+        <w:rPr>
+          <w:lang w:val="en-US"/>
+        </w:rPr>
+        <w:t>pot</w:t>
+      </w:r>
+      <w:proofErr w:type="spellEnd"/>
+      <w:r>
+        <w:rPr>
+          <w:lang w:val="en-US"/>
+        </w:rPr>
+        <w:t xml:space="preserve"> the True positive rate on y axis and False </w:t>
+      </w:r>
+      <w:proofErr w:type="gramStart"/>
+      <w:r>
+        <w:rPr>
+          <w:lang w:val="en-US"/>
+        </w:rPr>
+        <w:t>positive(</w:t>
+      </w:r>
+      <w:proofErr w:type="gramEnd"/>
+      <w:r>
+        <w:rPr>
+          <w:lang w:val="en-US"/>
+        </w:rPr>
+        <w:t>wrong predictions) on x axis.</w:t>
       </w:r>
     </w:p>
     <w:p>
@@ -218,7 +288,21 @@
         <w:rPr>
           <w:lang w:val="en-US"/>
         </w:rPr>
-        <w:t>ROC value will has the good model prediction rate.</w:t>
+        <w:t xml:space="preserve">ROC value will </w:t>
+      </w:r>
+      <w:proofErr w:type="gramStart"/>
+      <w:r>
+        <w:rPr>
+          <w:lang w:val="en-US"/>
+        </w:rPr>
+        <w:t>has</w:t>
+      </w:r>
+      <w:proofErr w:type="gramEnd"/>
+      <w:r>
+        <w:rPr>
+          <w:lang w:val="en-US"/>
+        </w:rPr>
+        <w:t xml:space="preserve"> the good model prediction rate.</w:t>
       </w:r>
     </w:p>
     <w:p>
@@ -231,9 +315,38 @@
         <w:rPr>
           <w:lang w:val="en-US"/>
         </w:rPr>
-        <w:t>Following image the example of both ROC and AUC, we  saw the performance of three classification model in this image. In this way we can find the best classification model, on the below image random forest classifier has the good prediction.</w:t>
+        <w:t xml:space="preserve">Following </w:t>
+      </w:r>
+      <w:proofErr w:type="gramStart"/>
+      <w:r>
+        <w:rPr>
+          <w:lang w:val="en-US"/>
+        </w:rPr>
+        <w:t>image</w:t>
+      </w:r>
+      <w:proofErr w:type="gramEnd"/>
+      <w:r>
+        <w:rPr>
+          <w:lang w:val="en-US"/>
+        </w:rPr>
+        <w:t xml:space="preserve"> the example of both ROC and AUC, </w:t>
+      </w:r>
+      <w:proofErr w:type="gramStart"/>
+      <w:r>
+        <w:rPr>
+          <w:lang w:val="en-US"/>
+        </w:rPr>
+        <w:t>we  saw</w:t>
+      </w:r>
+      <w:proofErr w:type="gramEnd"/>
+      <w:r>
+        <w:rPr>
+          <w:lang w:val="en-US"/>
+        </w:rPr>
+        <w:t xml:space="preserve"> the performance of three classification model in this image. In this way we can find the best classification model, on the below image random forest classifier has the good prediction.</w:t>
       </w:r>
     </w:p>
+    <w:bookmarkEnd w:id="0"/>
     <w:p>
       <w:pPr>
         <w:rPr>
@@ -242,6 +355,7 @@
       </w:pPr>
       <w:r>
         <w:rPr>
+          <w:noProof/>
           <w:lang w:val="en-US"/>
         </w:rPr>
         <w:drawing>
